--- a/doc/ready/Sotuv_reja_Microgreen_Uzbekistan.docx
+++ b/doc/ready/Sotuv_reja_Microgreen_Uzbekistan.docx
@@ -69,7 +69,7 @@
         <w:br/>
         <w:t>• Premium qulupnay siti-fermani ishga tushirish (225 kg/oy — 60 m² quvvati)</w:t>
         <w:br/>
-        <w:t>• Mijozlar: 20 → 162, daromad: 20 mln → 165.8 mln so'm</w:t>
+        <w:t>• Doimiy mijozlar: 27 → 95, oborot: 40 mln → 142.8 mln so'm</w:t>
       </w:r>
       <w:r>
         <w:rPr>
@@ -94,13 +94,19 @@
         </w:rPr>
         <w:t>2. Traction (bugungi holat)</w:t>
         <w:br/>
-        <w:t>• 5 restoran + 15 oila = 20 barqaror mijoz</w:t>
+        <w:t>• Oylik oborot: 40 mln so'm | microgreenuzbekistan.com</w:t>
         <w:br/>
-        <w:t>• Oylik: 20 mln so'm | microgreenuzbekistan.com</w:t>
+        <w:t>• Restoranlar: 12 ta — 12 mln (chek ~200k × 5 marta/oy)</w:t>
+        <w:br/>
+        <w:t>• Oila obunalari: 15 ta — 7.5 mln</w:t>
+        <w:br/>
+        <w:t>• Chakana savdo: ~205 xarid — 20.5 mln</w:t>
+        <w:br/>
+        <w:t>• Asoschi shaxsiy $50 ming kiritgan, tashqi investitsiyasiz</w:t>
         <w:br/>
         <w:t>• "Mirzo Ulug'bek Vorislari" — Samarqand viloyat g'olibi</w:t>
         <w:br/>
-        <w:t>• Kompaniya bugun ham foydali: sof foyda 4.9 mln so'm/oy</w:t>
+        <w:t>• Kompaniya bugun ham foydali: sof foyda 9.9 mln so'm/oy</w:t>
       </w:r>
       <w:r>
         <w:rPr>
@@ -134,13 +140,13 @@
         </w:rPr>
         <w:t>3. Ijro rejasi (investitsiyadan keyin)</w:t>
         <w:br/>
-        <w:t>Sep'26 – Nov'26: 6 rest, 18 oila — 24 mln so'm/oy</w:t>
+        <w:t>Sep'26 – Nov'26: 13 rest, 17 oila — 43.5 mln so'm/oy</w:t>
         <w:br/>
-        <w:t>Dec'26 – Feb'27: 9 rest, 26 oila — 54.1 mln so'm/oy</w:t>
+        <w:t>Dec'26 – Feb'27: 16 rest, 22 oila — 71.6 mln so'm/oy</w:t>
         <w:br/>
-        <w:t>Mar'27 – May'27: 12 rest, 37 oila — 73.2 mln so'm/oy</w:t>
+        <w:t>Mar'27 – May'27: 19 rest, 28 oila — 88.2 mln so'm/oy</w:t>
         <w:br/>
-        <w:t>Jun'27 – Aug'27: 15 rest, 50 oila — 87.2 mln so'm/oy</w:t>
+        <w:t>Jun'27 – Aug'27: 22 rest, 34 oila — 98.8 mln so'm/oy</w:t>
       </w:r>
     </w:p>
     <w:p>
@@ -213,7 +219,7 @@
           <w:b/>
           <w:sz w:val="26"/>
         </w:rPr>
-        <w:t>7. Unit Economics: ARPU 2.5 mln (restoran) / 500k (oila) | CAC ~466k | LTV/CAC 36x | Brutto marja 68%</w:t>
+        <w:t>7. Unit Economics: ARPU 1 mln (restoran, chek 200k × 5) / 500k (oila obuna) / 100k (chakana chek) | CAC ~1500k | LTV/CAC 16x | Brutto marja 67%</w:t>
       </w:r>
       <w:r>
         <w:rPr>
@@ -452,7 +458,7 @@
                 <w:sz w:val="24"/>
                 <w:szCs w:val="24"/>
               </w:rPr>
-              <w:t>24 mijoz</w:t>
+              <w:t>30 mijoz</w:t>
             </w:r>
           </w:p>
         </w:tc>
@@ -475,7 +481,7 @@
                 <w:sz w:val="24"/>
                 <w:szCs w:val="24"/>
               </w:rPr>
-              <w:t>24 mln</w:t>
+              <w:t>43.5 mln</w:t>
             </w:r>
           </w:p>
         </w:tc>
@@ -553,7 +559,7 @@
                 <w:sz w:val="24"/>
                 <w:szCs w:val="24"/>
               </w:rPr>
-              <w:t>35 mijoz</w:t>
+              <w:t>38 mijoz</w:t>
             </w:r>
           </w:p>
         </w:tc>
@@ -576,7 +582,7 @@
                 <w:sz w:val="24"/>
                 <w:szCs w:val="24"/>
               </w:rPr>
-              <w:t>54.1 mln</w:t>
+              <w:t>71.6 mln</w:t>
             </w:r>
           </w:p>
         </w:tc>
@@ -654,7 +660,7 @@
                 <w:sz w:val="24"/>
                 <w:szCs w:val="24"/>
               </w:rPr>
-              <w:t>49 mijoz</w:t>
+              <w:t>47 mijoz</w:t>
             </w:r>
           </w:p>
         </w:tc>
@@ -677,7 +683,7 @@
                 <w:sz w:val="24"/>
                 <w:szCs w:val="24"/>
               </w:rPr>
-              <w:t>73.2 mln</w:t>
+              <w:t>88.2 mln</w:t>
             </w:r>
           </w:p>
         </w:tc>
@@ -755,7 +761,7 @@
                 <w:sz w:val="24"/>
                 <w:szCs w:val="24"/>
               </w:rPr>
-              <w:t>65 mijoz</w:t>
+              <w:t>56 mijoz</w:t>
             </w:r>
           </w:p>
         </w:tc>
@@ -778,7 +784,7 @@
                 <w:sz w:val="24"/>
                 <w:szCs w:val="24"/>
               </w:rPr>
-              <w:t>87.2 mln</w:t>
+              <w:t>98.8 mln</w:t>
             </w:r>
           </w:p>
         </w:tc>

--- a/doc/ready/Sotuv_reja_Microgreen_Uzbekistan.docx
+++ b/doc/ready/Sotuv_reja_Microgreen_Uzbekistan.docx
@@ -69,7 +69,7 @@
         <w:br/>
         <w:t>• Premium qulupnay siti-fermani ishga tushirish (225 kg/oy — 60 m² quvvati)</w:t>
         <w:br/>
-        <w:t>• Doimiy mijozlar: 27 → 95, oborot: 40 mln → 142.8 mln so'm</w:t>
+        <w:t>• Doimiy mijozlar: 27 → 95, oborot: 40 mln → 142.8 mln so'm (QQS bilan)</w:t>
       </w:r>
       <w:r>
         <w:rPr>
@@ -94,7 +94,7 @@
         </w:rPr>
         <w:t>2. Traction (bugungi holat)</w:t>
         <w:br/>
-        <w:t>• Oylik oborot: 40 mln so'm | microgreenuzbekistan.com</w:t>
+        <w:t>• Oylik oborot: 40 mln so'm QQS bilan (35.7 mln QQSsiz) | microgreenuzbekistan.com</w:t>
         <w:br/>
         <w:t>• Restoranlar: 12 ta — 12 mln (chek ~200k × 5 marta/oy)</w:t>
         <w:br/>
@@ -106,7 +106,7 @@
         <w:br/>
         <w:t>• "Mirzo Ulug'bek Vorislari" — Samarqand viloyat g'olibi</w:t>
         <w:br/>
-        <w:t>• Kompaniya bugun ham foydali: sof foyda 9.9 mln so'm/oy</w:t>
+        <w:t>• Kompaniya bugun ham foydali: sof foyda 7.5 mln so'm/oy</w:t>
       </w:r>
       <w:r>
         <w:rPr>
@@ -140,13 +140,13 @@
         </w:rPr>
         <w:t>3. Ijro rejasi (investitsiyadan keyin)</w:t>
         <w:br/>
-        <w:t>Sep'26 – Nov'26: 13 rest, 17 oila — 43.5 mln so'm/oy</w:t>
+        <w:t>Sep'26 – Nov'26: 13 rest, 17 oila — 38.8 mln so'm/oy</w:t>
         <w:br/>
-        <w:t>Dec'26 – Feb'27: 16 rest, 22 oila — 71.6 mln so'm/oy</w:t>
+        <w:t>Dec'26 – Feb'27: 16 rest, 22 oila — 63.9 mln so'm/oy</w:t>
         <w:br/>
-        <w:t>Mar'27 – May'27: 19 rest, 28 oila — 88.2 mln so'm/oy</w:t>
+        <w:t>Mar'27 – May'27: 19 rest, 28 oila — 78.8 mln so'm/oy</w:t>
         <w:br/>
-        <w:t>Jun'27 – Aug'27: 22 rest, 34 oila — 98.8 mln so'm/oy</w:t>
+        <w:t>Jun'27 – Aug'27: 22 rest, 34 oila — 88.2 mln so'm/oy</w:t>
       </w:r>
     </w:p>
     <w:p>
@@ -219,7 +219,7 @@
           <w:b/>
           <w:sz w:val="26"/>
         </w:rPr>
-        <w:t>7. Unit Economics: ARPU 1 mln (restoran, chek 200k × 5) / 500k (oila obuna) / 100k (chakana chek) | CAC ~1500k | LTV/CAC 16x | Brutto marja 67%</w:t>
+        <w:t>7. Unit Economics: ARPU 1 mln (restoran, chek 200k × 5) / 500k (oila obuna) / 100k (chakana chek) | CAC ~1500k | LTV/CAC 14x | Brutto marja 67%</w:t>
       </w:r>
       <w:r>
         <w:rPr>
@@ -481,7 +481,7 @@
                 <w:sz w:val="24"/>
                 <w:szCs w:val="24"/>
               </w:rPr>
-              <w:t>43.5 mln</w:t>
+              <w:t>38.8 mln</w:t>
             </w:r>
           </w:p>
         </w:tc>
@@ -582,7 +582,7 @@
                 <w:sz w:val="24"/>
                 <w:szCs w:val="24"/>
               </w:rPr>
-              <w:t>71.6 mln</w:t>
+              <w:t>63.9 mln</w:t>
             </w:r>
           </w:p>
         </w:tc>
@@ -683,7 +683,7 @@
                 <w:sz w:val="24"/>
                 <w:szCs w:val="24"/>
               </w:rPr>
-              <w:t>88.2 mln</w:t>
+              <w:t>78.8 mln</w:t>
             </w:r>
           </w:p>
         </w:tc>
@@ -784,7 +784,7 @@
                 <w:sz w:val="24"/>
                 <w:szCs w:val="24"/>
               </w:rPr>
-              <w:t>98.8 mln</w:t>
+              <w:t>88.2 mln</w:t>
             </w:r>
           </w:p>
         </w:tc>

--- a/doc/ready/Sotuv_reja_Microgreen_Uzbekistan.docx
+++ b/doc/ready/Sotuv_reja_Microgreen_Uzbekistan.docx
@@ -69,7 +69,7 @@
         <w:br/>
         <w:t>• Premium qulupnay siti-fermani ishga tushirish (225 kg/oy — 60 m² quvvati)</w:t>
         <w:br/>
-        <w:t>• Doimiy mijozlar: 27 → 95, oborot: 40 mln → 142.8 mln so'm (QQS bilan)</w:t>
+        <w:t>• Doimiy mijozlar: 27 → 56, oborot: 48.4 mln → 160.9 mln so'm (QQS bilan)</w:t>
       </w:r>
       <w:r>
         <w:rPr>
@@ -94,19 +94,19 @@
         </w:rPr>
         <w:t>2. Traction (bugungi holat)</w:t>
         <w:br/>
-        <w:t>• Oylik oborot: 40 mln so'm QQS bilan (35.7 mln QQSsiz) | microgreenuzbekistan.com</w:t>
+        <w:t>• Oylik oborot: 48.4 mln so'm QQS bilan (43.2 mln QQSsiz) | microgreenuzbekistan.com</w:t>
         <w:br/>
-        <w:t>• Restoranlar: 12 ta — 12 mln (chek ~200k × 5 marta/oy)</w:t>
+        <w:t>• Restoranlar: 12 ta — 16.4 mln (chek ~455k × 3 marta/oy)</w:t>
         <w:br/>
-        <w:t>• Oila obunalari: 15 ta — 7.5 mln</w:t>
+        <w:t>• Oila obunalari: 15 ta — 5.4 mln</w:t>
         <w:br/>
-        <w:t>• Chakana savdo: ~205 xarid — 20.5 mln</w:t>
+        <w:t>• Chakana savdo: ~205 xarid — 26.6 mln</w:t>
         <w:br/>
         <w:t>• Asoschi shaxsiy $50 ming kiritgan, tashqi investitsiyasiz</w:t>
         <w:br/>
         <w:t>• "Mirzo Ulug'bek Vorislari" — Samarqand viloyat g'olibi</w:t>
         <w:br/>
-        <w:t>• Kompaniya bugun ham foydali: sof foyda 7.5 mln so'm/oy</w:t>
+        <w:t>• Kompaniya bugun ham foydali: sof foyda -12.4 mln so'm/oy</w:t>
       </w:r>
       <w:r>
         <w:rPr>
@@ -140,13 +140,13 @@
         </w:rPr>
         <w:t>3. Ijro rejasi (investitsiyadan keyin)</w:t>
         <w:br/>
-        <w:t>Sep'26 – Nov'26: 13 rest, 17 oila — 38.8 mln so'm/oy</w:t>
+        <w:t>Sep'26 – Nov'26: 13 rest, 17 oila — 46.8 mln so'm/oy</w:t>
         <w:br/>
-        <w:t>Dec'26 – Feb'27: 16 rest, 22 oila — 63.9 mln so'm/oy</w:t>
+        <w:t>Dec'26 – Feb'27: 16 rest, 22 oila — 105.7 mln so'm/oy</w:t>
         <w:br/>
-        <w:t>Mar'27 – May'27: 19 rest, 28 oila — 78.8 mln so'm/oy</w:t>
+        <w:t>Mar'27 – May'27: 19 rest, 28 oila — 132.8 mln so'm/oy</w:t>
         <w:br/>
-        <w:t>Jun'27 – Aug'27: 22 rest, 34 oila — 88.2 mln so'm/oy</w:t>
+        <w:t>Jun'27 – Aug'27: 22 rest, 34 oila — 143.7 mln so'm/oy</w:t>
       </w:r>
     </w:p>
     <w:p>
@@ -219,7 +219,7 @@
           <w:b/>
           <w:sz w:val="26"/>
         </w:rPr>
-        <w:t>7. Unit Economics: ARPU 1 mln (restoran, chek 200k × 5) / 500k (oila obuna) / 100k (chakana chek) | CAC ~1500k | LTV/CAC 14x | Brutto marja 67%</w:t>
+        <w:t>7. Unit Economics: ARPU 1.4 mln (restoran, chek 455k × 3) / 360k (oila obuna) / 130k (chakana chek) | CAC ~3433k | LTV/CAC 6x | Brutto marja 63%</w:t>
       </w:r>
       <w:r>
         <w:rPr>
@@ -481,7 +481,7 @@
                 <w:sz w:val="24"/>
                 <w:szCs w:val="24"/>
               </w:rPr>
-              <w:t>38.8 mln</w:t>
+              <w:t>46.8 mln</w:t>
             </w:r>
           </w:p>
         </w:tc>
@@ -582,7 +582,7 @@
                 <w:sz w:val="24"/>
                 <w:szCs w:val="24"/>
               </w:rPr>
-              <w:t>63.9 mln</w:t>
+              <w:t>105.7 mln</w:t>
             </w:r>
           </w:p>
         </w:tc>
@@ -683,7 +683,7 @@
                 <w:sz w:val="24"/>
                 <w:szCs w:val="24"/>
               </w:rPr>
-              <w:t>78.8 mln</w:t>
+              <w:t>132.8 mln</w:t>
             </w:r>
           </w:p>
         </w:tc>
@@ -784,7 +784,7 @@
                 <w:sz w:val="24"/>
                 <w:szCs w:val="24"/>
               </w:rPr>
-              <w:t>88.2 mln</w:t>
+              <w:t>143.7 mln</w:t>
             </w:r>
           </w:p>
         </w:tc>
